--- a/DSA_Guide/Theory DSA.docx
+++ b/DSA_Guide/Theory DSA.docx
@@ -54,17 +54,85 @@
     <w:p>
       <w:pPr>
         <w:numPr>
+          <w:numId w:val="0"/>
+        </w:numPr>
+        <w:rPr>
+          <w:rFonts w:hint="default"/>
+          <w:lang w:val="en-US"/>
+        </w:rPr>
+      </w:pPr>
+      <w:r>
+        <w:rPr>
+          <w:rFonts w:hint="default"/>
+          <w:lang w:val="en-US"/>
+        </w:rPr>
+        <w:t xml:space="preserve">-&gt; </w:t>
+      </w:r>
+      <w:r>
+        <w:rPr>
+          <w:rFonts w:hint="default"/>
+          <w:lang w:val="en-US"/>
+        </w:rPr>
+        <w:fldChar w:fldCharType="begin"/>
+      </w:r>
+      <w:r>
+        <w:rPr>
+          <w:rFonts w:hint="default"/>
+          <w:lang w:val="en-US"/>
+        </w:rPr>
+        <w:instrText xml:space="preserve"> HYPERLINK "https://chatgpt.com/c/6ad9c4b4-1e88-83ec-8603-9fb18b058742" </w:instrText>
+      </w:r>
+      <w:r>
+        <w:rPr>
+          <w:rFonts w:hint="default"/>
+          <w:lang w:val="en-US"/>
+        </w:rPr>
+        <w:fldChar w:fldCharType="separate"/>
+      </w:r>
+      <w:r>
+        <w:rPr>
+          <w:rStyle w:val="4"/>
+          <w:rFonts w:hint="default"/>
+          <w:lang w:val="en-US"/>
+        </w:rPr>
+        <w:t>https://chatgpt.com/c/6ad9c4b4-1e88-83ec-8603-9fb18b058742</w:t>
+      </w:r>
+      <w:r>
+        <w:rPr>
+          <w:rFonts w:hint="default"/>
+          <w:lang w:val="en-US"/>
+        </w:rPr>
+        <w:fldChar w:fldCharType="end"/>
+      </w:r>
+    </w:p>
+    <w:p>
+      <w:pPr>
+        <w:numPr>
+          <w:numId w:val="0"/>
+        </w:numPr>
+        <w:rPr>
+          <w:rFonts w:hint="default"/>
+          <w:color w:val="FF0000"/>
+          <w:lang w:val="en-US"/>
+        </w:rPr>
+      </w:pPr>
+    </w:p>
+    <w:p>
+      <w:pPr>
+        <w:numPr>
           <w:ilvl w:val="0"/>
           <w:numId w:val="2"/>
         </w:numPr>
         <w:rPr>
           <w:rFonts w:hint="default"/>
+          <w:color w:val="FF0000"/>
           <w:lang w:val="en-US"/>
         </w:rPr>
       </w:pPr>
       <w:r>
         <w:rPr>
           <w:rFonts w:hint="default"/>
+          <w:color w:val="FF0000"/>
           <w:lang w:val="en-US"/>
         </w:rPr>
         <w:t>Đưa đề leetcode cho ChatGPT, hỏi nó pattern của dạng câu hỏi này là gì? Có liên quan hay giống với pattern nào trước đó mà mình hỏi nó hay không (để tìm pattern chung)</w:t>
@@ -88,6 +156,8 @@
         </w:rPr>
         <w:t>Before diving deeply in a specific topic, ask ChatGPT to give me common patterns of that topic so I can have a mindset of it</w:t>
       </w:r>
+      <w:bookmarkStart w:id="0" w:name="_GoBack"/>
+      <w:bookmarkEnd w:id="0"/>
     </w:p>
     <w:p>
       <w:pPr>
@@ -2003,6 +2073,7 @@
     <w:p>
       <w:pPr>
         <w:numPr>
+          <w:ilvl w:val="0"/>
           <w:numId w:val="0"/>
         </w:numPr>
         <w:ind w:leftChars="0"/>
@@ -2138,8 +2209,6 @@
           <w:lang w:val="en-US"/>
         </w:rPr>
       </w:pPr>
-      <w:bookmarkStart w:id="0" w:name="_GoBack"/>
-      <w:bookmarkEnd w:id="0"/>
     </w:p>
     <w:p>
       <w:pPr>
@@ -4230,6 +4299,15 @@
       </w:tblCellMar>
     </w:tblPr>
   </w:style>
+  <w:style w:type="character" w:styleId="4">
+    <w:name w:val="Hyperlink"/>
+    <w:basedOn w:val="2"/>
+    <w:uiPriority w:val="0"/>
+    <w:rPr>
+      <w:color w:val="0000FF"/>
+      <w:u w:val="single"/>
+    </w:rPr>
+  </w:style>
 </w:styles>
 </file>
 
